--- a/dosyalar/calisma-kagitlari/10-sinif/arapca-10-2-calisma-kagidi.docx
+++ b/dosyalar/calisma-kagitlari/10-sinif/arapca-10-2-calisma-kagidi.docx
@@ -494,7 +494,7 @@
                 <w:szCs w:val="28"/>
                 <w:rtl/>
               </w:rPr>
-              <w:t xml:space="preserve">اَلْعَمُّ</w:t>
+              <w:t xml:space="preserve">اَلعَمُّ</w:t>
             </w:r>
           </w:p>
         </w:tc>
@@ -664,7 +664,7 @@
                 <w:szCs w:val="28"/>
                 <w:rtl/>
               </w:rPr>
-              <w:t xml:space="preserve">اَلْعَمَّةُ</w:t>
+              <w:t xml:space="preserve">اَلعَمَّةُ</w:t>
             </w:r>
           </w:p>
         </w:tc>
@@ -834,7 +834,7 @@
                 <w:szCs w:val="28"/>
                 <w:rtl/>
               </w:rPr>
-              <w:t xml:space="preserve">اَلْخَالُ</w:t>
+              <w:t xml:space="preserve">اَلخَالُ</w:t>
             </w:r>
           </w:p>
         </w:tc>
@@ -1004,7 +1004,7 @@
                 <w:szCs w:val="28"/>
                 <w:rtl/>
               </w:rPr>
-              <w:t xml:space="preserve">اَلْخَالَةُ</w:t>
+              <w:t xml:space="preserve">اَلخَالَةُ</w:t>
             </w:r>
           </w:p>
         </w:tc>
@@ -1174,7 +1174,7 @@
                 <w:szCs w:val="28"/>
                 <w:rtl/>
               </w:rPr>
-              <w:t xml:space="preserve">اَلِابْنُ</w:t>
+              <w:t xml:space="preserve">اَلابْنُ</w:t>
             </w:r>
           </w:p>
         </w:tc>
@@ -1344,7 +1344,7 @@
                 <w:szCs w:val="28"/>
                 <w:rtl/>
               </w:rPr>
-              <w:t xml:space="preserve">اَلْحَفِيدُ</w:t>
+              <w:t xml:space="preserve">اَلحَفِيدُ</w:t>
             </w:r>
           </w:p>
         </w:tc>
@@ -1692,7 +1692,7 @@
                 <w:szCs w:val="30"/>
                 <w:rtl/>
               </w:rPr>
-              <w:t xml:space="preserve">صِلَةُ الرَّحِمِ</w:t>
+              <w:t xml:space="preserve">صِلَةُ الرَّحِمِ</w:t>
             </w:r>
           </w:p>
         </w:tc>
@@ -1788,7 +1788,7 @@
                 <w:szCs w:val="30"/>
                 <w:rtl/>
               </w:rPr>
-              <w:t xml:space="preserve">اَلزِّيَارَةُ</w:t>
+              <w:t xml:space="preserve">اَلزِّيَارَةُ</w:t>
             </w:r>
           </w:p>
         </w:tc>
@@ -1884,7 +1884,7 @@
                 <w:szCs w:val="30"/>
                 <w:rtl/>
               </w:rPr>
-              <w:t xml:space="preserve">اَلْهَدِيَّةُ</w:t>
+              <w:t xml:space="preserve">اَلهَدِيَّةُ</w:t>
             </w:r>
           </w:p>
         </w:tc>
@@ -1980,7 +1980,7 @@
                 <w:szCs w:val="30"/>
                 <w:rtl/>
               </w:rPr>
-              <w:t xml:space="preserve">اَلضِّيَافَةُ</w:t>
+              <w:t xml:space="preserve">اَلضِّيَافَةُ</w:t>
             </w:r>
           </w:p>
         </w:tc>
@@ -2076,7 +2076,7 @@
                 <w:szCs w:val="30"/>
                 <w:rtl/>
               </w:rPr>
-              <w:t xml:space="preserve">اَلْجَارُ</w:t>
+              <w:t xml:space="preserve">اَلجَارُ</w:t>
             </w:r>
           </w:p>
         </w:tc>
@@ -2172,7 +2172,7 @@
                 <w:szCs w:val="30"/>
                 <w:rtl/>
               </w:rPr>
-              <w:t xml:space="preserve">اَلْمُسَاعَدَةُ</w:t>
+              <w:t xml:space="preserve">اَلمُسَاعَدَةُ</w:t>
             </w:r>
           </w:p>
         </w:tc>
@@ -2268,7 +2268,7 @@
                 <w:szCs w:val="30"/>
                 <w:rtl/>
               </w:rPr>
-              <w:t xml:space="preserve">اَلِابْتِسَامَةُ</w:t>
+              <w:t xml:space="preserve">اَلابْتِسَامَةُ</w:t>
             </w:r>
           </w:p>
         </w:tc>
@@ -2364,7 +2364,7 @@
                 <w:szCs w:val="30"/>
                 <w:rtl/>
               </w:rPr>
-              <w:t xml:space="preserve">اَلدُّعَاءُ</w:t>
+              <w:t xml:space="preserve">اَلدُّعَاءُ</w:t>
             </w:r>
           </w:p>
         </w:tc>
@@ -2509,7 +2509,7 @@
                 <w:szCs w:val="32"/>
                 <w:rtl/>
               </w:rPr>
-              <w:t xml:space="preserve">صِلَةُ الرَّحِمِ</w:t>
+              <w:t xml:space="preserve">صِلَةُ الرَّحِمِ</w:t>
             </w:r>
           </w:p>
           <w:p>
@@ -2527,7 +2527,7 @@
                 <w:szCs w:val="30"/>
                 <w:rtl/>
               </w:rPr>
-              <w:t xml:space="preserve">صِلَةُ الرَّحِمِ مِنْ أَجْمَلِ الْأَخْلَاقِ فِي دِينِنَا.</w:t>
+              <w:t xml:space="preserve">صِلَةُ الرَّحِمِ مِنْ أَجْمَلِ الأَخْلَاقِ فِي دِينِنَا.</w:t>
             </w:r>
           </w:p>
           <w:p>
@@ -2545,7 +2545,7 @@
                 <w:szCs w:val="30"/>
                 <w:rtl/>
               </w:rPr>
-              <w:t xml:space="preserve">نَزُورُ أَقَارِبَنَا فِي الْأَعْيَادِ وَفِي الْعُطَلِ.</w:t>
+              <w:t xml:space="preserve">نَزُورُ أَقَارِبَنَا فِي الأَعْيَادِ وَفِي العُطَلِ.</w:t>
             </w:r>
           </w:p>
           <w:p>
@@ -2563,7 +2563,7 @@
                 <w:szCs w:val="30"/>
                 <w:rtl/>
               </w:rPr>
-              <w:t xml:space="preserve">نُقَدِّمُ لَهُمُ الْهَدَايَا وَنَسْأَلُ عَنْ أَحْوَالِهِمْ.</w:t>
+              <w:t xml:space="preserve">نُقَدِّمُ لَهُمُ الهَدَايَا وَنَسْأَلُ عَنْ أَحْوَالِهِمْ.</w:t>
             </w:r>
           </w:p>
           <w:p>
@@ -2581,7 +2581,7 @@
                 <w:szCs w:val="30"/>
                 <w:rtl/>
               </w:rPr>
-              <w:t xml:space="preserve">مَنْ وَصَلَ رَحِمَهُ بَارَكَ اللَّهُ تَعَالَى فِي عُمُرِهِ وَرِزْقِهِ.</w:t>
+              <w:t xml:space="preserve">مَنْ وَصَلَ رَحِمَهُ بَارَكَ اللَّهُ تَعَالَى فِي عُمُرِهِ وَرِزْقِهِ.</w:t>
             </w:r>
           </w:p>
         </w:tc>
@@ -2691,7 +2691,7 @@
           <w:szCs w:val="28"/>
           <w:rtl/>
         </w:rPr>
-        <w:t xml:space="preserve">مَاذَا نُقَدِّمُ لَهُمْ ؟</w:t>
+        <w:t xml:space="preserve">مَاذَا نُقَدِّمُ لَهُمْ ؟</w:t>
       </w:r>
     </w:p>
     <w:p>
@@ -2956,7 +2956,7 @@
                 <w:szCs w:val="30"/>
                 <w:rtl/>
               </w:rPr>
-              <w:t xml:space="preserve">اَلْعَمُّ   —   اَلْخَالَةُ   —   اَلْجَارُ   —   اَلْهَدِيَّةُ   —   اَلزِّيَارَةُ</w:t>
+              <w:t xml:space="preserve">اَلعَمُّ   —   اَلخَالَةُ   —   اَلجَارُ   —   اَلهَدِيَّةُ   —   اَلزِّيَارَةُ</w:t>
             </w:r>
           </w:p>
         </w:tc>
@@ -3063,7 +3063,7 @@
                 <w:szCs w:val="28"/>
                 <w:rtl/>
               </w:rPr>
-              <w:t xml:space="preserve">……………………… أَخُو الْأَبِ.</w:t>
+              <w:t xml:space="preserve">……………………… أَخُو الأَبِ.</w:t>
             </w:r>
           </w:p>
         </w:tc>
@@ -3135,7 +3135,7 @@
                 <w:szCs w:val="28"/>
                 <w:rtl/>
               </w:rPr>
-              <w:t xml:space="preserve">……………………… أُخْتُ الْأُمِّ.</w:t>
+              <w:t xml:space="preserve">……………………… أُخْتُ الأُمِّ.</w:t>
             </w:r>
           </w:p>
         </w:tc>
@@ -3207,7 +3207,7 @@
                 <w:szCs w:val="28"/>
                 <w:rtl/>
               </w:rPr>
-              <w:t xml:space="preserve">……………………… لَهُ حَقٌّ عَلَيْنَا.</w:t>
+              <w:t xml:space="preserve">……………………… لَهُ حَقٌّ عَلَيْنَا.</w:t>
             </w:r>
           </w:p>
         </w:tc>
@@ -3279,7 +3279,7 @@
                 <w:szCs w:val="28"/>
                 <w:rtl/>
               </w:rPr>
-              <w:t xml:space="preserve">……………………… تُفْرِحُ الْقَلْبَ.</w:t>
+              <w:t xml:space="preserve">……………………… تُفْرِحُ القَلْبَ.</w:t>
             </w:r>
           </w:p>
         </w:tc>
@@ -3351,7 +3351,7 @@
                 <w:szCs w:val="28"/>
                 <w:rtl/>
               </w:rPr>
-              <w:t xml:space="preserve">……………………… تُقَوِّي الْمَحَبَّةَ بَيْنَ الْأَقَارِبِ.</w:t>
+              <w:t xml:space="preserve">……………………… تُقَوِّي المَحَبَّةَ بَيْنَ الأَقَارِبِ.</w:t>
             </w:r>
           </w:p>
         </w:tc>
@@ -4168,7 +4168,7 @@
                 <w:szCs w:val="30"/>
                 <w:rtl/>
               </w:rPr>
-              <w:t xml:space="preserve">أَقَارِبِي   —   زُرْتُ   —   اَلْعِيدُ   —   اَلْهَدِيَّةُ   —   اَلْمَحَبَّةُ   —   جَمِيلٌ</w:t>
+              <w:t xml:space="preserve">أَقَارِبِي   —   زُرْتُ   —   اَلعِيدُ   —   اَلهَدِيَّةُ   —   اَلمَحَبَّةُ   —   جَمِيلٌ</w:t>
             </w:r>
           </w:p>
         </w:tc>
@@ -4698,7 +4698,7 @@
                 <w:szCs w:val="25"/>
                 <w:rtl/>
               </w:rPr>
-              <w:t xml:space="preserve">نَزُورُهُمْ فِي الْأَعْيَادِ وَفِي الْعُطَلِ.</w:t>
+              <w:t xml:space="preserve">نَزُورُهُمْ فِي الأَعْيَادِ وَفِي العُطَلِ.</w:t>
             </w:r>
           </w:p>
           <w:p>
@@ -4716,7 +4716,7 @@
                 <w:szCs w:val="25"/>
                 <w:rtl/>
               </w:rPr>
-              <w:t xml:space="preserve">نُقَدِّمُ لَهُمُ الْهَدَايَا.</w:t>
+              <w:t xml:space="preserve">نُقَدِّمُ لَهُمُ الهَدَايَا.</w:t>
             </w:r>
           </w:p>
           <w:p>
@@ -4815,7 +4815,7 @@
                 <w:szCs w:val="25"/>
                 <w:rtl/>
               </w:rPr>
-              <w:t xml:space="preserve">اَلْعَمُّ أَخُو الْأَبِ.</w:t>
+              <w:t xml:space="preserve">اَلعَمُّ أَخُو الأَبِ.</w:t>
             </w:r>
           </w:p>
           <w:p>
@@ -4833,7 +4833,7 @@
                 <w:szCs w:val="25"/>
                 <w:rtl/>
               </w:rPr>
-              <w:t xml:space="preserve">اَلْخَالَةُ أُخْتُ الْأُمِّ.</w:t>
+              <w:t xml:space="preserve">اَلخَالَةُ أُخْتُ الأُمِّ.</w:t>
             </w:r>
           </w:p>
           <w:p>
@@ -4851,7 +4851,7 @@
                 <w:szCs w:val="25"/>
                 <w:rtl/>
               </w:rPr>
-              <w:t xml:space="preserve">اَلْجَارُ لَهُ حَقٌّ عَلَيْنَا.</w:t>
+              <w:t xml:space="preserve">اَلجَارُ لَهُ حَقٌّ عَلَيْنَا.</w:t>
             </w:r>
           </w:p>
           <w:p>
@@ -4869,7 +4869,7 @@
                 <w:szCs w:val="25"/>
                 <w:rtl/>
               </w:rPr>
-              <w:t xml:space="preserve">اَلْهَدِيَّةُ تُفْرِحُ الْقَلْبَ.</w:t>
+              <w:t xml:space="preserve">اَلهَدِيَّةُ تُفْرِحُ القَلْبَ.</w:t>
             </w:r>
           </w:p>
           <w:p>
@@ -4887,7 +4887,7 @@
                 <w:szCs w:val="25"/>
                 <w:rtl/>
               </w:rPr>
-              <w:t xml:space="preserve">اَلزِّيَارَةُ تُقَوِّي الْمَحَبَّةَ بَيْنَ الْأَقَارِبِ.</w:t>
+              <w:t xml:space="preserve">اَلزِّيَارَةُ تُقَوِّي المَحَبَّةَ بَيْنَ الأَقَارِبِ.</w:t>
             </w:r>
           </w:p>
         </w:tc>
@@ -4950,7 +4950,7 @@
                 <w:szCs w:val="25"/>
                 <w:rtl/>
               </w:rPr>
-              <w:t xml:space="preserve">زَارَنَا عَمِّي.</w:t>
+              <w:t xml:space="preserve">زَارَنَا عَمِّي.</w:t>
             </w:r>
           </w:p>
           <w:p>
@@ -4968,7 +4968,7 @@
                 <w:szCs w:val="25"/>
                 <w:rtl/>
               </w:rPr>
-              <w:t xml:space="preserve">نُحِبُّ أَقَارِبَنَا.</w:t>
+              <w:t xml:space="preserve">نُحِبُّ أَقَارِبَنَا.</w:t>
             </w:r>
           </w:p>
           <w:p>
@@ -4986,7 +4986,7 @@
                 <w:szCs w:val="25"/>
                 <w:rtl/>
               </w:rPr>
-              <w:t xml:space="preserve">نَذْهَبُ إِلَى بَيْتِ جَدِّي فِي الْعِيدِ.</w:t>
+              <w:t xml:space="preserve">نَذْهَبُ إِلَى بَيْتِ جَدِّي فِي العِيدِ.</w:t>
             </w:r>
           </w:p>
           <w:p>
@@ -5004,7 +5004,7 @@
                 <w:szCs w:val="25"/>
                 <w:rtl/>
               </w:rPr>
-              <w:t xml:space="preserve">لِلْجَارِ حَقٌّ عَلَيْنَا.</w:t>
+              <w:t xml:space="preserve">لِلْجَارِ حَقٌّ عَلَيْنَا.</w:t>
             </w:r>
           </w:p>
           <w:p>
@@ -5022,7 +5022,7 @@
                 <w:szCs w:val="25"/>
                 <w:rtl/>
               </w:rPr>
-              <w:t xml:space="preserve">صِلَةُ الرَّحِمِ خُلُقٌ جَمِيلٌ.</w:t>
+              <w:t xml:space="preserve">صِلَةُ الرَّحِمِ خُلُقٌ جَمِيلٌ.</w:t>
             </w:r>
           </w:p>
         </w:tc>

--- a/dosyalar/calisma-kagitlari/10-sinif/arapca-10-2-calisma-kagidi.docx
+++ b/dosyalar/calisma-kagitlari/10-sinif/arapca-10-2-calisma-kagidi.docx
@@ -486,7 +486,7 @@
             </w:pPr>
             <w:r>
               <w:rPr>
-                <w:rFonts w:ascii="Markazi Text" w:cs="Markazi Text" w:eastAsia="Markazi Text" w:hAnsi="Markazi Text"/>
+                <w:rFonts w:ascii="Arakom" w:cs="Arakom" w:eastAsia="Arakom" w:hAnsi="Arakom"/>
                 <w:b w:val="false"/>
                 <w:bCs w:val="false"/>
                 <w:color w:val="111111"/>
@@ -656,7 +656,7 @@
             </w:pPr>
             <w:r>
               <w:rPr>
-                <w:rFonts w:ascii="Markazi Text" w:cs="Markazi Text" w:eastAsia="Markazi Text" w:hAnsi="Markazi Text"/>
+                <w:rFonts w:ascii="Arakom" w:cs="Arakom" w:eastAsia="Arakom" w:hAnsi="Arakom"/>
                 <w:b w:val="false"/>
                 <w:bCs w:val="false"/>
                 <w:color w:val="111111"/>
@@ -826,7 +826,7 @@
             </w:pPr>
             <w:r>
               <w:rPr>
-                <w:rFonts w:ascii="Markazi Text" w:cs="Markazi Text" w:eastAsia="Markazi Text" w:hAnsi="Markazi Text"/>
+                <w:rFonts w:ascii="Arakom" w:cs="Arakom" w:eastAsia="Arakom" w:hAnsi="Arakom"/>
                 <w:b w:val="false"/>
                 <w:bCs w:val="false"/>
                 <w:color w:val="111111"/>
@@ -996,7 +996,7 @@
             </w:pPr>
             <w:r>
               <w:rPr>
-                <w:rFonts w:ascii="Markazi Text" w:cs="Markazi Text" w:eastAsia="Markazi Text" w:hAnsi="Markazi Text"/>
+                <w:rFonts w:ascii="Arakom" w:cs="Arakom" w:eastAsia="Arakom" w:hAnsi="Arakom"/>
                 <w:b w:val="false"/>
                 <w:bCs w:val="false"/>
                 <w:color w:val="111111"/>
@@ -1166,7 +1166,7 @@
             </w:pPr>
             <w:r>
               <w:rPr>
-                <w:rFonts w:ascii="Markazi Text" w:cs="Markazi Text" w:eastAsia="Markazi Text" w:hAnsi="Markazi Text"/>
+                <w:rFonts w:ascii="Arakom" w:cs="Arakom" w:eastAsia="Arakom" w:hAnsi="Arakom"/>
                 <w:b w:val="false"/>
                 <w:bCs w:val="false"/>
                 <w:color w:val="111111"/>
@@ -1336,7 +1336,7 @@
             </w:pPr>
             <w:r>
               <w:rPr>
-                <w:rFonts w:ascii="Markazi Text" w:cs="Markazi Text" w:eastAsia="Markazi Text" w:hAnsi="Markazi Text"/>
+                <w:rFonts w:ascii="Arakom" w:cs="Arakom" w:eastAsia="Arakom" w:hAnsi="Arakom"/>
                 <w:b w:val="false"/>
                 <w:bCs w:val="false"/>
                 <w:color w:val="111111"/>
@@ -1684,7 +1684,7 @@
             </w:pPr>
             <w:r>
               <w:rPr>
-                <w:rFonts w:ascii="Markazi Text" w:cs="Markazi Text" w:eastAsia="Markazi Text" w:hAnsi="Markazi Text"/>
+                <w:rFonts w:ascii="Arakom" w:cs="Arakom" w:eastAsia="Arakom" w:hAnsi="Arakom"/>
                 <w:b w:val="false"/>
                 <w:bCs w:val="false"/>
                 <w:color w:val="111111"/>
@@ -1780,7 +1780,7 @@
             </w:pPr>
             <w:r>
               <w:rPr>
-                <w:rFonts w:ascii="Markazi Text" w:cs="Markazi Text" w:eastAsia="Markazi Text" w:hAnsi="Markazi Text"/>
+                <w:rFonts w:ascii="Arakom" w:cs="Arakom" w:eastAsia="Arakom" w:hAnsi="Arakom"/>
                 <w:b w:val="false"/>
                 <w:bCs w:val="false"/>
                 <w:color w:val="111111"/>
@@ -1876,7 +1876,7 @@
             </w:pPr>
             <w:r>
               <w:rPr>
-                <w:rFonts w:ascii="Markazi Text" w:cs="Markazi Text" w:eastAsia="Markazi Text" w:hAnsi="Markazi Text"/>
+                <w:rFonts w:ascii="Arakom" w:cs="Arakom" w:eastAsia="Arakom" w:hAnsi="Arakom"/>
                 <w:b w:val="false"/>
                 <w:bCs w:val="false"/>
                 <w:color w:val="111111"/>
@@ -1972,7 +1972,7 @@
             </w:pPr>
             <w:r>
               <w:rPr>
-                <w:rFonts w:ascii="Markazi Text" w:cs="Markazi Text" w:eastAsia="Markazi Text" w:hAnsi="Markazi Text"/>
+                <w:rFonts w:ascii="Arakom" w:cs="Arakom" w:eastAsia="Arakom" w:hAnsi="Arakom"/>
                 <w:b w:val="false"/>
                 <w:bCs w:val="false"/>
                 <w:color w:val="111111"/>
@@ -2068,7 +2068,7 @@
             </w:pPr>
             <w:r>
               <w:rPr>
-                <w:rFonts w:ascii="Markazi Text" w:cs="Markazi Text" w:eastAsia="Markazi Text" w:hAnsi="Markazi Text"/>
+                <w:rFonts w:ascii="Arakom" w:cs="Arakom" w:eastAsia="Arakom" w:hAnsi="Arakom"/>
                 <w:b w:val="false"/>
                 <w:bCs w:val="false"/>
                 <w:color w:val="111111"/>
@@ -2164,7 +2164,7 @@
             </w:pPr>
             <w:r>
               <w:rPr>
-                <w:rFonts w:ascii="Markazi Text" w:cs="Markazi Text" w:eastAsia="Markazi Text" w:hAnsi="Markazi Text"/>
+                <w:rFonts w:ascii="Arakom" w:cs="Arakom" w:eastAsia="Arakom" w:hAnsi="Arakom"/>
                 <w:b w:val="false"/>
                 <w:bCs w:val="false"/>
                 <w:color w:val="111111"/>
@@ -2260,7 +2260,7 @@
             </w:pPr>
             <w:r>
               <w:rPr>
-                <w:rFonts w:ascii="Markazi Text" w:cs="Markazi Text" w:eastAsia="Markazi Text" w:hAnsi="Markazi Text"/>
+                <w:rFonts w:ascii="Arakom" w:cs="Arakom" w:eastAsia="Arakom" w:hAnsi="Arakom"/>
                 <w:b w:val="false"/>
                 <w:bCs w:val="false"/>
                 <w:color w:val="111111"/>
@@ -2356,7 +2356,7 @@
             </w:pPr>
             <w:r>
               <w:rPr>
-                <w:rFonts w:ascii="Markazi Text" w:cs="Markazi Text" w:eastAsia="Markazi Text" w:hAnsi="Markazi Text"/>
+                <w:rFonts w:ascii="Arakom" w:cs="Arakom" w:eastAsia="Arakom" w:hAnsi="Arakom"/>
                 <w:b w:val="false"/>
                 <w:bCs w:val="false"/>
                 <w:color w:val="111111"/>
@@ -2501,7 +2501,7 @@
             </w:pPr>
             <w:r>
               <w:rPr>
-                <w:rFonts w:ascii="Markazi Text" w:cs="Markazi Text" w:eastAsia="Markazi Text" w:hAnsi="Markazi Text"/>
+                <w:rFonts w:ascii="Arakom" w:cs="Arakom" w:eastAsia="Arakom" w:hAnsi="Arakom"/>
                 <w:b/>
                 <w:bCs/>
                 <w:color w:val="111111"/>
@@ -2519,7 +2519,7 @@
             </w:pPr>
             <w:r>
               <w:rPr>
-                <w:rFonts w:ascii="Markazi Text" w:cs="Markazi Text" w:eastAsia="Markazi Text" w:hAnsi="Markazi Text"/>
+                <w:rFonts w:ascii="Arakom" w:cs="Arakom" w:eastAsia="Arakom" w:hAnsi="Arakom"/>
                 <w:b w:val="false"/>
                 <w:bCs w:val="false"/>
                 <w:color w:val="111111"/>
@@ -2537,7 +2537,7 @@
             </w:pPr>
             <w:r>
               <w:rPr>
-                <w:rFonts w:ascii="Markazi Text" w:cs="Markazi Text" w:eastAsia="Markazi Text" w:hAnsi="Markazi Text"/>
+                <w:rFonts w:ascii="Arakom" w:cs="Arakom" w:eastAsia="Arakom" w:hAnsi="Arakom"/>
                 <w:b w:val="false"/>
                 <w:bCs w:val="false"/>
                 <w:color w:val="111111"/>
@@ -2555,7 +2555,7 @@
             </w:pPr>
             <w:r>
               <w:rPr>
-                <w:rFonts w:ascii="Markazi Text" w:cs="Markazi Text" w:eastAsia="Markazi Text" w:hAnsi="Markazi Text"/>
+                <w:rFonts w:ascii="Arakom" w:cs="Arakom" w:eastAsia="Arakom" w:hAnsi="Arakom"/>
                 <w:b w:val="false"/>
                 <w:bCs w:val="false"/>
                 <w:color w:val="111111"/>
@@ -2573,7 +2573,7 @@
             </w:pPr>
             <w:r>
               <w:rPr>
-                <w:rFonts w:ascii="Markazi Text" w:cs="Markazi Text" w:eastAsia="Markazi Text" w:hAnsi="Markazi Text"/>
+                <w:rFonts w:ascii="Arakom" w:cs="Arakom" w:eastAsia="Arakom" w:hAnsi="Arakom"/>
                 <w:b w:val="false"/>
                 <w:bCs w:val="false"/>
                 <w:color w:val="111111"/>
@@ -2627,7 +2627,7 @@
       </w:r>
       <w:r>
         <w:rPr>
-          <w:rFonts w:ascii="Markazi Text" w:cs="Markazi Text" w:eastAsia="Markazi Text" w:hAnsi="Markazi Text"/>
+          <w:rFonts w:ascii="Arakom" w:cs="Arakom" w:eastAsia="Arakom" w:hAnsi="Arakom"/>
           <w:b w:val="false"/>
           <w:bCs w:val="false"/>
           <w:color w:val="111111"/>
@@ -2683,7 +2683,7 @@
       </w:r>
       <w:r>
         <w:rPr>
-          <w:rFonts w:ascii="Markazi Text" w:cs="Markazi Text" w:eastAsia="Markazi Text" w:hAnsi="Markazi Text"/>
+          <w:rFonts w:ascii="Arakom" w:cs="Arakom" w:eastAsia="Arakom" w:hAnsi="Arakom"/>
           <w:b w:val="false"/>
           <w:bCs w:val="false"/>
           <w:color w:val="111111"/>
@@ -2739,7 +2739,7 @@
       </w:r>
       <w:r>
         <w:rPr>
-          <w:rFonts w:ascii="Markazi Text" w:cs="Markazi Text" w:eastAsia="Markazi Text" w:hAnsi="Markazi Text"/>
+          <w:rFonts w:ascii="Arakom" w:cs="Arakom" w:eastAsia="Arakom" w:hAnsi="Arakom"/>
           <w:b w:val="false"/>
           <w:bCs w:val="false"/>
           <w:color w:val="111111"/>
@@ -2795,7 +2795,7 @@
       </w:r>
       <w:r>
         <w:rPr>
-          <w:rFonts w:ascii="Markazi Text" w:cs="Markazi Text" w:eastAsia="Markazi Text" w:hAnsi="Markazi Text"/>
+          <w:rFonts w:ascii="Arakom" w:cs="Arakom" w:eastAsia="Arakom" w:hAnsi="Arakom"/>
           <w:b w:val="false"/>
           <w:bCs w:val="false"/>
           <w:color w:val="111111"/>
@@ -2948,7 +2948,7 @@
             </w:pPr>
             <w:r>
               <w:rPr>
-                <w:rFonts w:ascii="Markazi Text" w:cs="Markazi Text" w:eastAsia="Markazi Text" w:hAnsi="Markazi Text"/>
+                <w:rFonts w:ascii="Arakom" w:cs="Arakom" w:eastAsia="Arakom" w:hAnsi="Arakom"/>
                 <w:b w:val="false"/>
                 <w:bCs w:val="false"/>
                 <w:color w:val="111111"/>
@@ -3055,7 +3055,7 @@
             </w:pPr>
             <w:r>
               <w:rPr>
-                <w:rFonts w:ascii="Markazi Text" w:cs="Markazi Text" w:eastAsia="Markazi Text" w:hAnsi="Markazi Text"/>
+                <w:rFonts w:ascii="Arakom" w:cs="Arakom" w:eastAsia="Arakom" w:hAnsi="Arakom"/>
                 <w:b w:val="false"/>
                 <w:bCs w:val="false"/>
                 <w:color w:val="111111"/>
@@ -3127,7 +3127,7 @@
             </w:pPr>
             <w:r>
               <w:rPr>
-                <w:rFonts w:ascii="Markazi Text" w:cs="Markazi Text" w:eastAsia="Markazi Text" w:hAnsi="Markazi Text"/>
+                <w:rFonts w:ascii="Arakom" w:cs="Arakom" w:eastAsia="Arakom" w:hAnsi="Arakom"/>
                 <w:b w:val="false"/>
                 <w:bCs w:val="false"/>
                 <w:color w:val="111111"/>
@@ -3199,7 +3199,7 @@
             </w:pPr>
             <w:r>
               <w:rPr>
-                <w:rFonts w:ascii="Markazi Text" w:cs="Markazi Text" w:eastAsia="Markazi Text" w:hAnsi="Markazi Text"/>
+                <w:rFonts w:ascii="Arakom" w:cs="Arakom" w:eastAsia="Arakom" w:hAnsi="Arakom"/>
                 <w:b w:val="false"/>
                 <w:bCs w:val="false"/>
                 <w:color w:val="111111"/>
@@ -3271,7 +3271,7 @@
             </w:pPr>
             <w:r>
               <w:rPr>
-                <w:rFonts w:ascii="Markazi Text" w:cs="Markazi Text" w:eastAsia="Markazi Text" w:hAnsi="Markazi Text"/>
+                <w:rFonts w:ascii="Arakom" w:cs="Arakom" w:eastAsia="Arakom" w:hAnsi="Arakom"/>
                 <w:b w:val="false"/>
                 <w:bCs w:val="false"/>
                 <w:color w:val="111111"/>
@@ -3343,7 +3343,7 @@
             </w:pPr>
             <w:r>
               <w:rPr>
-                <w:rFonts w:ascii="Markazi Text" w:cs="Markazi Text" w:eastAsia="Markazi Text" w:hAnsi="Markazi Text"/>
+                <w:rFonts w:ascii="Arakom" w:cs="Arakom" w:eastAsia="Arakom" w:hAnsi="Arakom"/>
                 <w:b w:val="false"/>
                 <w:bCs w:val="false"/>
                 <w:color w:val="111111"/>
@@ -3623,7 +3623,7 @@
             </w:pPr>
             <w:r>
               <w:rPr>
-                <w:rFonts w:ascii="Markazi Text" w:cs="Markazi Text" w:eastAsia="Markazi Text" w:hAnsi="Markazi Text"/>
+                <w:rFonts w:ascii="Arakom" w:cs="Arakom" w:eastAsia="Arakom" w:hAnsi="Arakom"/>
                 <w:b w:val="false"/>
                 <w:bCs w:val="false"/>
                 <w:color w:val="111111"/>
@@ -3719,7 +3719,7 @@
             </w:pPr>
             <w:r>
               <w:rPr>
-                <w:rFonts w:ascii="Markazi Text" w:cs="Markazi Text" w:eastAsia="Markazi Text" w:hAnsi="Markazi Text"/>
+                <w:rFonts w:ascii="Arakom" w:cs="Arakom" w:eastAsia="Arakom" w:hAnsi="Arakom"/>
                 <w:b w:val="false"/>
                 <w:bCs w:val="false"/>
                 <w:color w:val="111111"/>
@@ -3815,7 +3815,7 @@
             </w:pPr>
             <w:r>
               <w:rPr>
-                <w:rFonts w:ascii="Markazi Text" w:cs="Markazi Text" w:eastAsia="Markazi Text" w:hAnsi="Markazi Text"/>
+                <w:rFonts w:ascii="Arakom" w:cs="Arakom" w:eastAsia="Arakom" w:hAnsi="Arakom"/>
                 <w:b w:val="false"/>
                 <w:bCs w:val="false"/>
                 <w:color w:val="111111"/>
@@ -3911,7 +3911,7 @@
             </w:pPr>
             <w:r>
               <w:rPr>
-                <w:rFonts w:ascii="Markazi Text" w:cs="Markazi Text" w:eastAsia="Markazi Text" w:hAnsi="Markazi Text"/>
+                <w:rFonts w:ascii="Arakom" w:cs="Arakom" w:eastAsia="Arakom" w:hAnsi="Arakom"/>
                 <w:b w:val="false"/>
                 <w:bCs w:val="false"/>
                 <w:color w:val="111111"/>
@@ -4007,7 +4007,7 @@
             </w:pPr>
             <w:r>
               <w:rPr>
-                <w:rFonts w:ascii="Markazi Text" w:cs="Markazi Text" w:eastAsia="Markazi Text" w:hAnsi="Markazi Text"/>
+                <w:rFonts w:ascii="Arakom" w:cs="Arakom" w:eastAsia="Arakom" w:hAnsi="Arakom"/>
                 <w:b w:val="false"/>
                 <w:bCs w:val="false"/>
                 <w:color w:val="111111"/>
@@ -4160,7 +4160,7 @@
             </w:pPr>
             <w:r>
               <w:rPr>
-                <w:rFonts w:ascii="Markazi Text" w:cs="Markazi Text" w:eastAsia="Markazi Text" w:hAnsi="Markazi Text"/>
+                <w:rFonts w:ascii="Arakom" w:cs="Arakom" w:eastAsia="Arakom" w:hAnsi="Arakom"/>
                 <w:b w:val="false"/>
                 <w:bCs w:val="false"/>
                 <w:color w:val="111111"/>
@@ -4690,7 +4690,7 @@
             </w:pPr>
             <w:r>
               <w:rPr>
-                <w:rFonts w:ascii="Markazi Text" w:cs="Markazi Text" w:eastAsia="Markazi Text" w:hAnsi="Markazi Text"/>
+                <w:rFonts w:ascii="Arakom" w:cs="Arakom" w:eastAsia="Arakom" w:hAnsi="Arakom"/>
                 <w:b w:val="false"/>
                 <w:bCs w:val="false"/>
                 <w:color w:val="111111"/>
@@ -4708,7 +4708,7 @@
             </w:pPr>
             <w:r>
               <w:rPr>
-                <w:rFonts w:ascii="Markazi Text" w:cs="Markazi Text" w:eastAsia="Markazi Text" w:hAnsi="Markazi Text"/>
+                <w:rFonts w:ascii="Arakom" w:cs="Arakom" w:eastAsia="Arakom" w:hAnsi="Arakom"/>
                 <w:b w:val="false"/>
                 <w:bCs w:val="false"/>
                 <w:color w:val="111111"/>
@@ -4726,7 +4726,7 @@
             </w:pPr>
             <w:r>
               <w:rPr>
-                <w:rFonts w:ascii="Markazi Text" w:cs="Markazi Text" w:eastAsia="Markazi Text" w:hAnsi="Markazi Text"/>
+                <w:rFonts w:ascii="Arakom" w:cs="Arakom" w:eastAsia="Arakom" w:hAnsi="Arakom"/>
                 <w:b w:val="false"/>
                 <w:bCs w:val="false"/>
                 <w:color w:val="111111"/>
@@ -4744,7 +4744,7 @@
             </w:pPr>
             <w:r>
               <w:rPr>
-                <w:rFonts w:ascii="Markazi Text" w:cs="Markazi Text" w:eastAsia="Markazi Text" w:hAnsi="Markazi Text"/>
+                <w:rFonts w:ascii="Arakom" w:cs="Arakom" w:eastAsia="Arakom" w:hAnsi="Arakom"/>
                 <w:b w:val="false"/>
                 <w:bCs w:val="false"/>
                 <w:color w:val="111111"/>
@@ -4807,7 +4807,7 @@
             </w:pPr>
             <w:r>
               <w:rPr>
-                <w:rFonts w:ascii="Markazi Text" w:cs="Markazi Text" w:eastAsia="Markazi Text" w:hAnsi="Markazi Text"/>
+                <w:rFonts w:ascii="Arakom" w:cs="Arakom" w:eastAsia="Arakom" w:hAnsi="Arakom"/>
                 <w:b w:val="false"/>
                 <w:bCs w:val="false"/>
                 <w:color w:val="111111"/>
@@ -4825,7 +4825,7 @@
             </w:pPr>
             <w:r>
               <w:rPr>
-                <w:rFonts w:ascii="Markazi Text" w:cs="Markazi Text" w:eastAsia="Markazi Text" w:hAnsi="Markazi Text"/>
+                <w:rFonts w:ascii="Arakom" w:cs="Arakom" w:eastAsia="Arakom" w:hAnsi="Arakom"/>
                 <w:b w:val="false"/>
                 <w:bCs w:val="false"/>
                 <w:color w:val="111111"/>
@@ -4843,7 +4843,7 @@
             </w:pPr>
             <w:r>
               <w:rPr>
-                <w:rFonts w:ascii="Markazi Text" w:cs="Markazi Text" w:eastAsia="Markazi Text" w:hAnsi="Markazi Text"/>
+                <w:rFonts w:ascii="Arakom" w:cs="Arakom" w:eastAsia="Arakom" w:hAnsi="Arakom"/>
                 <w:b w:val="false"/>
                 <w:bCs w:val="false"/>
                 <w:color w:val="111111"/>
@@ -4861,7 +4861,7 @@
             </w:pPr>
             <w:r>
               <w:rPr>
-                <w:rFonts w:ascii="Markazi Text" w:cs="Markazi Text" w:eastAsia="Markazi Text" w:hAnsi="Markazi Text"/>
+                <w:rFonts w:ascii="Arakom" w:cs="Arakom" w:eastAsia="Arakom" w:hAnsi="Arakom"/>
                 <w:b w:val="false"/>
                 <w:bCs w:val="false"/>
                 <w:color w:val="111111"/>
@@ -4879,7 +4879,7 @@
             </w:pPr>
             <w:r>
               <w:rPr>
-                <w:rFonts w:ascii="Markazi Text" w:cs="Markazi Text" w:eastAsia="Markazi Text" w:hAnsi="Markazi Text"/>
+                <w:rFonts w:ascii="Arakom" w:cs="Arakom" w:eastAsia="Arakom" w:hAnsi="Arakom"/>
                 <w:b w:val="false"/>
                 <w:bCs w:val="false"/>
                 <w:color w:val="111111"/>
@@ -4942,7 +4942,7 @@
             </w:pPr>
             <w:r>
               <w:rPr>
-                <w:rFonts w:ascii="Markazi Text" w:cs="Markazi Text" w:eastAsia="Markazi Text" w:hAnsi="Markazi Text"/>
+                <w:rFonts w:ascii="Arakom" w:cs="Arakom" w:eastAsia="Arakom" w:hAnsi="Arakom"/>
                 <w:b w:val="false"/>
                 <w:bCs w:val="false"/>
                 <w:color w:val="111111"/>
@@ -4960,7 +4960,7 @@
             </w:pPr>
             <w:r>
               <w:rPr>
-                <w:rFonts w:ascii="Markazi Text" w:cs="Markazi Text" w:eastAsia="Markazi Text" w:hAnsi="Markazi Text"/>
+                <w:rFonts w:ascii="Arakom" w:cs="Arakom" w:eastAsia="Arakom" w:hAnsi="Arakom"/>
                 <w:b w:val="false"/>
                 <w:bCs w:val="false"/>
                 <w:color w:val="111111"/>
@@ -4978,7 +4978,7 @@
             </w:pPr>
             <w:r>
               <w:rPr>
-                <w:rFonts w:ascii="Markazi Text" w:cs="Markazi Text" w:eastAsia="Markazi Text" w:hAnsi="Markazi Text"/>
+                <w:rFonts w:ascii="Arakom" w:cs="Arakom" w:eastAsia="Arakom" w:hAnsi="Arakom"/>
                 <w:b w:val="false"/>
                 <w:bCs w:val="false"/>
                 <w:color w:val="111111"/>
@@ -4996,7 +4996,7 @@
             </w:pPr>
             <w:r>
               <w:rPr>
-                <w:rFonts w:ascii="Markazi Text" w:cs="Markazi Text" w:eastAsia="Markazi Text" w:hAnsi="Markazi Text"/>
+                <w:rFonts w:ascii="Arakom" w:cs="Arakom" w:eastAsia="Arakom" w:hAnsi="Arakom"/>
                 <w:b w:val="false"/>
                 <w:bCs w:val="false"/>
                 <w:color w:val="111111"/>
@@ -5014,7 +5014,7 @@
             </w:pPr>
             <w:r>
               <w:rPr>
-                <w:rFonts w:ascii="Markazi Text" w:cs="Markazi Text" w:eastAsia="Markazi Text" w:hAnsi="Markazi Text"/>
+                <w:rFonts w:ascii="Arakom" w:cs="Arakom" w:eastAsia="Arakom" w:hAnsi="Arakom"/>
                 <w:b w:val="false"/>
                 <w:bCs w:val="false"/>
                 <w:color w:val="111111"/>
